--- a/docs/academic/JOHD-SUBMISSION/AtlasPI-JOHD-data-paper.docx
+++ b/docs/academic/JOHD-SUBMISSION/AtlasPI-JOHD-data-paper.docx
@@ -328,7 +328,7 @@
         <w:jc w:val="both"/>
       </w:pPr>
       <w:r>
-        <w:t>territorial changes) is hand-curated in versioned JSON. Each entity requires at least</w:t>
+        <w:t>territorial changes) is curated in versioned JSON through the AI-assisted workflow</w:t>
       </w:r>
     </w:p>
     <w:p>
@@ -336,7 +336,7 @@
         <w:jc w:val="both"/>
       </w:pPr>
       <w:r>
-        <w:t>one academic citation; the dataset currently carries 5,089 citations and 2,880</w:t>
+        <w:t>described below. Each entity requires at least one academic citation; the dataset</w:t>
       </w:r>
     </w:p>
     <w:p>
@@ -344,7 +344,7 @@
         <w:jc w:val="both"/>
       </w:pPr>
       <w:r>
-        <w:t>documented territorial changes.</w:t>
+        <w:t>currently carries 5,089 citations and 2,880 documented territorial changes.</w:t>
       </w:r>
     </w:p>
     <w:p>
@@ -622,7 +622,7 @@
         <w:jc w:val="both"/>
       </w:pPr>
       <w:r>
-        <w:t>Curation and review workflow. Records enter the dataset in one of two ways: manual</w:t>
+        <w:t>Curation and review workflow. Curation is AI-assisted, and this is disclosed</w:t>
       </w:r>
     </w:p>
     <w:p>
@@ -630,7 +630,7 @@
         <w:jc w:val="both"/>
       </w:pPr>
       <w:r>
-        <w:t>curation against cited literature, or programmatic import followed by review. Every</w:t>
+        <w:t>deliberately. Most enrichment batches use large-language-model research agents to</w:t>
       </w:r>
     </w:p>
     <w:p>
@@ -638,7 +638,7 @@
         <w:jc w:val="both"/>
       </w:pPr>
       <w:r>
-        <w:t>import is dual-written to versioned JSON and to the production database, so that the</w:t>
+        <w:t>propose metadata and candidate sources; every batch then passes an adversarial</w:t>
       </w:r>
     </w:p>
     <w:p>
@@ -646,7 +646,7 @@
         <w:jc w:val="both"/>
       </w:pPr>
       <w:r>
-        <w:t>canonical files and the served data can be reconciled and any divergence detected. A</w:t>
+        <w:t>verification step whose sole task is to reject citations that do not exist or do not</w:t>
       </w:r>
     </w:p>
     <w:p>
@@ -654,7 +654,7 @@
         <w:jc w:val="both"/>
       </w:pPr>
       <w:r>
-        <w:t>continuous-integration suite of 1,293 tests enforces structural invariants —</w:t>
+        <w:t>support the claim, and the maintainer supervises the pipeline and its outputs.</w:t>
       </w:r>
     </w:p>
     <w:p>
@@ -662,7 +662,7 @@
         <w:jc w:val="both"/>
       </w:pPr>
       <w:r>
-        <w:t>referential integrity of succession chains, exclusion of deprecated records from</w:t>
+        <w:t>Individual records are, however, not systematically reviewed by professional</w:t>
       </w:r>
     </w:p>
     <w:p>
@@ -670,7 +670,7 @@
         <w:jc w:val="both"/>
       </w:pPr>
       <w:r>
-        <w:t>public endpoints, and coherence between confidence and status fields. Geometric</w:t>
+        <w:t>historians. LLM-produced bibliographies carry a documented fabrication risk; the</w:t>
       </w:r>
     </w:p>
     <w:p>
@@ -678,7 +678,7 @@
         <w:jc w:val="both"/>
       </w:pPr>
       <w:r>
-        <w:t>regressions are additionally caught by automated checks for implausible polygons, such</w:t>
+        <w:t>mitigations adopted here are adversarial source verification, typed citations,</w:t>
       </w:r>
     </w:p>
     <w:p>
@@ -686,7 +686,7 @@
         <w:jc w:val="both"/>
       </w:pPr>
       <w:r>
-        <w:t>as boundaries crossing the antimeridian or exceeding a plausible area for the declared</w:t>
+        <w:t>conservative confidence scoring, and full public inspectability of every record.</w:t>
       </w:r>
     </w:p>
     <w:p>
@@ -694,7 +694,7 @@
         <w:jc w:val="both"/>
       </w:pPr>
       <w:r>
-        <w:t>entity type: a class of error that metadata validation alone does not surface.</w:t>
+        <w:t>Every change is dual-written to versioned JSON and to the production database, so</w:t>
       </w:r>
     </w:p>
     <w:p>
@@ -702,7 +702,7 @@
         <w:jc w:val="both"/>
       </w:pPr>
       <w:r>
-        <w:t>Confidence values are revisited when new sources are added; downgrades are as common</w:t>
+        <w:t>that the canonical files and the served data can be reconciled and any divergence</w:t>
       </w:r>
     </w:p>
     <w:p>
@@ -710,7 +710,63 @@
         <w:jc w:val="both"/>
       </w:pPr>
       <w:r>
-        <w:t>as upgrades, and both are recorded in the version history.</w:t>
+        <w:t>detected. A continuous-integration suite of 1,293 tests enforces structural</w:t>
+      </w:r>
+    </w:p>
+    <w:p>
+      <w:pPr>
+        <w:jc w:val="both"/>
+      </w:pPr>
+      <w:r>
+        <w:t>invariants — referential integrity of succession chains, exclusion of deprecated</w:t>
+      </w:r>
+    </w:p>
+    <w:p>
+      <w:pPr>
+        <w:jc w:val="both"/>
+      </w:pPr>
+      <w:r>
+        <w:t>records from public endpoints, and coherence between confidence and status fields.</w:t>
+      </w:r>
+    </w:p>
+    <w:p>
+      <w:pPr>
+        <w:jc w:val="both"/>
+      </w:pPr>
+      <w:r>
+        <w:t>Geometric regressions are additionally caught by automated checks for implausible</w:t>
+      </w:r>
+    </w:p>
+    <w:p>
+      <w:pPr>
+        <w:jc w:val="both"/>
+      </w:pPr>
+      <w:r>
+        <w:t>polygons, such as boundaries crossing the antimeridian or exceeding a plausible area</w:t>
+      </w:r>
+    </w:p>
+    <w:p>
+      <w:pPr>
+        <w:jc w:val="both"/>
+      </w:pPr>
+      <w:r>
+        <w:t>for the declared entity type: a class of error that metadata validation alone does</w:t>
+      </w:r>
+    </w:p>
+    <w:p>
+      <w:pPr>
+        <w:jc w:val="both"/>
+      </w:pPr>
+      <w:r>
+        <w:t>not surface. Confidence values are revisited when new sources are added; downgrades</w:t>
+      </w:r>
+    </w:p>
+    <w:p>
+      <w:pPr>
+        <w:jc w:val="both"/>
+      </w:pPr>
+      <w:r>
+        <w:t>are as common as upgrades, and both are recorded in the version history.</w:t>
       </w:r>
     </w:p>
     <w:p>
